--- a/Knowledge/3-Work knowledge/1-Software Engineering/2-Web Full Stack/1-World Wide Web/5-My Source/3-Network Topologies/3-Bus Topology.docx
+++ b/Knowledge/3-Work knowledge/1-Software Engineering/2-Web Full Stack/1-World Wide Web/5-My Source/3-Network Topologies/3-Bus Topology.docx
@@ -149,7 +149,7 @@
           <w:rFonts w:ascii="Roboto Mono" w:eastAsia="Roboto Mono" w:hAnsi="Roboto Mono"/>
           <w:sz w:val="24"/>
         </w:rPr>
-        <w:pict w14:anchorId="5BE3F668">
+        <w:pict w14:anchorId="5A0F2246">
           <v:rect id="_x0000_i1025" style="width:0;height:1.5pt" o:hralign="center" o:hrstd="t" o:hr="t" fillcolor="#a0a0a0" stroked="f"/>
         </w:pict>
       </w:r>
@@ -159,7 +159,6 @@
         <w:pStyle w:val="Heading2"/>
         <w:keepNext w:val="0"/>
         <w:keepLines w:val="0"/>
-        <w:spacing w:after="80"/>
         <w:rPr>
           <w:b/>
           <w:bCs/>
@@ -255,7 +254,7 @@
           <w:rFonts w:ascii="Roboto Mono" w:eastAsia="Roboto Mono" w:hAnsi="Roboto Mono"/>
           <w:sz w:val="24"/>
         </w:rPr>
-        <w:pict w14:anchorId="5370E778">
+        <w:pict w14:anchorId="11A2AFB3">
           <v:rect id="_x0000_i1026" style="width:0;height:1.5pt" o:hralign="center" o:hrstd="t" o:hr="t" fillcolor="#a0a0a0" stroked="f"/>
         </w:pict>
       </w:r>
@@ -265,7 +264,6 @@
         <w:pStyle w:val="Heading2"/>
         <w:keepNext w:val="0"/>
         <w:keepLines w:val="0"/>
-        <w:spacing w:after="80"/>
         <w:rPr>
           <w:b/>
           <w:bCs/>
@@ -316,7 +314,7 @@
           <w:noProof/>
         </w:rPr>
         <w:drawing>
-          <wp:inline distT="114300" distB="114300" distL="114300" distR="114300" wp14:anchorId="2D6CD1D1" wp14:editId="42BA15FE">
+          <wp:inline distT="114300" distB="114300" distL="114300" distR="114300" wp14:anchorId="2BD80E8A" wp14:editId="1AB294FC">
             <wp:extent cx="5943600" cy="1079500"/>
             <wp:effectExtent l="0" t="0" r="0" b="0"/>
             <wp:docPr id="3" name="image3.png"/>
@@ -386,7 +384,7 @@
           <w:rFonts w:ascii="Roboto Mono" w:eastAsia="Roboto Mono" w:hAnsi="Roboto Mono"/>
           <w:sz w:val="24"/>
         </w:rPr>
-        <w:pict w14:anchorId="77EA8DA8">
+        <w:pict w14:anchorId="293B2F75">
           <v:rect id="_x0000_i1027" style="width:0;height:1.5pt" o:hralign="center" o:hrstd="t" o:hr="t" fillcolor="#a0a0a0" stroked="f"/>
         </w:pict>
       </w:r>
@@ -396,7 +394,6 @@
         <w:pStyle w:val="Heading2"/>
         <w:keepNext w:val="0"/>
         <w:keepLines w:val="0"/>
-        <w:spacing w:after="80"/>
         <w:rPr>
           <w:b/>
           <w:bCs/>
@@ -413,19 +410,19 @@
           <w:sz w:val="34"/>
           <w:szCs w:val="34"/>
         </w:rPr>
+        <w:t>📦 How It Works</w:t>
+      </w:r>
+    </w:p>
+    <w:p>
+      <w:pPr>
+        <w:spacing w:before="240" w:after="240"/>
+      </w:pPr>
+      <w:r>
+        <w:rPr>
+          <w:b/>
+          <w:highlight w:val="darkGray"/>
+        </w:rPr>
         <w:lastRenderedPageBreak/>
-        <w:t>📦 How It Works</w:t>
-      </w:r>
-    </w:p>
-    <w:p>
-      <w:pPr>
-        <w:spacing w:before="240" w:after="240"/>
-      </w:pPr>
-      <w:r>
-        <w:rPr>
-          <w:b/>
-          <w:highlight w:val="darkGray"/>
-        </w:rPr>
         <w:t># Source</w:t>
       </w:r>
       <w:r>
@@ -564,7 +561,7 @@
           <w:rFonts w:ascii="Roboto Mono" w:eastAsia="Roboto Mono" w:hAnsi="Roboto Mono"/>
           <w:sz w:val="24"/>
         </w:rPr>
-        <w:pict w14:anchorId="7C4964CE">
+        <w:pict w14:anchorId="5E9875A4">
           <v:rect id="_x0000_i1028" style="width:0;height:1.5pt" o:hralign="center" o:hrstd="t" o:hr="t" fillcolor="#a0a0a0" stroked="f"/>
         </w:pict>
       </w:r>
@@ -574,7 +571,6 @@
         <w:pStyle w:val="Heading2"/>
         <w:keepNext w:val="0"/>
         <w:keepLines w:val="0"/>
-        <w:spacing w:after="80"/>
         <w:rPr>
           <w:b/>
           <w:bCs/>
@@ -715,7 +711,7 @@
           <w:rFonts w:ascii="Roboto Mono" w:eastAsia="Roboto Mono" w:hAnsi="Roboto Mono"/>
           <w:sz w:val="24"/>
         </w:rPr>
-        <w:pict w14:anchorId="26AD3FEE">
+        <w:pict w14:anchorId="19E60220">
           <v:rect id="_x0000_i1029" style="width:0;height:1.5pt" o:hralign="center" o:hrstd="t" o:hr="t" fillcolor="#a0a0a0" stroked="f"/>
         </w:pict>
       </w:r>
@@ -725,7 +721,6 @@
         <w:pStyle w:val="Heading2"/>
         <w:keepNext w:val="0"/>
         <w:keepLines w:val="0"/>
-        <w:spacing w:after="80"/>
         <w:rPr>
           <w:b/>
           <w:bCs/>
@@ -777,7 +772,7 @@
           <w:noProof/>
         </w:rPr>
         <w:drawing>
-          <wp:inline distT="114300" distB="114300" distL="114300" distR="114300" wp14:anchorId="5F7A4222" wp14:editId="704806CA">
+          <wp:inline distT="114300" distB="114300" distL="114300" distR="114300" wp14:anchorId="500A3AA6" wp14:editId="3378C780">
             <wp:extent cx="5943600" cy="1295400"/>
             <wp:effectExtent l="0" t="0" r="0" b="0"/>
             <wp:docPr id="4" name="image4.png"/>
@@ -815,9 +810,7 @@
     </w:p>
     <w:tbl>
       <w:tblPr>
-        <w:tblStyle w:val="a"/>
         <w:tblW w:w="6835" w:type="dxa"/>
-        <w:tblInd w:w="0" w:type="dxa"/>
         <w:tblBorders>
           <w:top w:val="nil"/>
           <w:left w:val="nil"/>
@@ -864,7 +857,6 @@
                 <w:bCs/>
                 <w:sz w:val="24"/>
               </w:rPr>
-              <w:lastRenderedPageBreak/>
               <w:t>Benefit</w:t>
             </w:r>
           </w:p>
@@ -927,6 +919,7 @@
                 <w:rFonts w:ascii="Roboto Mono" w:eastAsia="Roboto Mono" w:hAnsi="Roboto Mono"/>
                 <w:sz w:val="24"/>
               </w:rPr>
+              <w:lastRenderedPageBreak/>
               <w:t xml:space="preserve">💰 </w:t>
             </w:r>
             <w:r>
@@ -1106,7 +1099,7 @@
           <w:rFonts w:ascii="Roboto Mono" w:eastAsia="Roboto Mono" w:hAnsi="Roboto Mono"/>
           <w:sz w:val="24"/>
         </w:rPr>
-        <w:pict w14:anchorId="16395791">
+        <w:pict w14:anchorId="27EC4E88">
           <v:rect id="_x0000_i1030" style="width:0;height:1.5pt" o:hralign="center" o:hrstd="t" o:hr="t" fillcolor="#a0a0a0" stroked="f"/>
         </w:pict>
       </w:r>
@@ -1116,7 +1109,6 @@
         <w:pStyle w:val="Heading2"/>
         <w:keepNext w:val="0"/>
         <w:keepLines w:val="0"/>
-        <w:spacing w:after="80"/>
         <w:rPr>
           <w:b/>
           <w:bCs/>
@@ -1168,7 +1160,7 @@
           <w:noProof/>
         </w:rPr>
         <w:drawing>
-          <wp:inline distT="114300" distB="114300" distL="114300" distR="114300" wp14:anchorId="30E1039C" wp14:editId="43543869">
+          <wp:inline distT="114300" distB="114300" distL="114300" distR="114300" wp14:anchorId="3B8A4122" wp14:editId="41F181B4">
             <wp:extent cx="5943600" cy="1587500"/>
             <wp:effectExtent l="0" t="0" r="0" b="0"/>
             <wp:docPr id="1" name="image2.png"/>
@@ -1206,9 +1198,7 @@
     </w:p>
     <w:tbl>
       <w:tblPr>
-        <w:tblStyle w:val="a0"/>
         <w:tblW w:w="7810" w:type="dxa"/>
-        <w:tblInd w:w="0" w:type="dxa"/>
         <w:tblBorders>
           <w:top w:val="nil"/>
           <w:left w:val="nil"/>
@@ -1562,7 +1552,7 @@
           <w:rFonts w:ascii="Roboto Mono" w:eastAsia="Roboto Mono" w:hAnsi="Roboto Mono"/>
           <w:sz w:val="24"/>
         </w:rPr>
-        <w:pict w14:anchorId="1104EB97">
+        <w:pict w14:anchorId="2F8D8722">
           <v:rect id="_x0000_i1031" style="width:0;height:1.5pt" o:hralign="center" o:hrstd="t" o:hr="t" fillcolor="#a0a0a0" stroked="f"/>
         </w:pict>
       </w:r>
@@ -1572,7 +1562,6 @@
         <w:pStyle w:val="Heading2"/>
         <w:keepNext w:val="0"/>
         <w:keepLines w:val="0"/>
-        <w:spacing w:after="80"/>
         <w:rPr>
           <w:b/>
           <w:bCs/>
@@ -1589,19 +1578,19 @@
           <w:sz w:val="34"/>
           <w:szCs w:val="34"/>
         </w:rPr>
+        <w:t>🛠️ Components in a Bus Topology</w:t>
+      </w:r>
+    </w:p>
+    <w:p>
+      <w:pPr>
+        <w:spacing w:before="240" w:after="240"/>
+      </w:pPr>
+      <w:r>
+        <w:rPr>
+          <w:b/>
+          <w:highlight w:val="darkGray"/>
+        </w:rPr>
         <w:lastRenderedPageBreak/>
-        <w:t>🛠️ Components in a Bus Topology</w:t>
-      </w:r>
-    </w:p>
-    <w:p>
-      <w:pPr>
-        <w:spacing w:before="240" w:after="240"/>
-      </w:pPr>
-      <w:r>
-        <w:rPr>
-          <w:b/>
-          <w:highlight w:val="darkGray"/>
-        </w:rPr>
         <w:t># Source</w:t>
       </w:r>
       <w:r>
@@ -1745,7 +1734,7 @@
           <w:rFonts w:ascii="Roboto Mono" w:eastAsia="Roboto Mono" w:hAnsi="Roboto Mono"/>
           <w:sz w:val="24"/>
         </w:rPr>
-        <w:pict w14:anchorId="04CEB25C">
+        <w:pict w14:anchorId="6385E104">
           <v:rect id="_x0000_i1032" style="width:0;height:1.5pt" o:hralign="center" o:hrstd="t" o:hr="t" fillcolor="#a0a0a0" stroked="f"/>
         </w:pict>
       </w:r>
@@ -1755,7 +1744,6 @@
         <w:pStyle w:val="Heading2"/>
         <w:keepNext w:val="0"/>
         <w:keepLines w:val="0"/>
-        <w:spacing w:after="80"/>
         <w:rPr>
           <w:b/>
           <w:bCs/>
@@ -1806,7 +1794,7 @@
           <w:noProof/>
         </w:rPr>
         <w:drawing>
-          <wp:inline distT="114300" distB="114300" distL="114300" distR="114300" wp14:anchorId="089D373C" wp14:editId="125CBB09">
+          <wp:inline distT="114300" distB="114300" distL="114300" distR="114300" wp14:anchorId="6909B3C0" wp14:editId="3441B307">
             <wp:extent cx="5943600" cy="1257300"/>
             <wp:effectExtent l="0" t="0" r="0" b="0"/>
             <wp:docPr id="5" name="image1.png"/>
@@ -1844,9 +1832,7 @@
     </w:p>
     <w:tbl>
       <w:tblPr>
-        <w:tblStyle w:val="a1"/>
         <w:tblW w:w="6025" w:type="dxa"/>
-        <w:tblInd w:w="0" w:type="dxa"/>
         <w:tblBorders>
           <w:top w:val="nil"/>
           <w:left w:val="nil"/>
@@ -2107,7 +2093,7 @@
           <w:rFonts w:ascii="Roboto Mono" w:eastAsia="Roboto Mono" w:hAnsi="Roboto Mono"/>
           <w:sz w:val="24"/>
         </w:rPr>
-        <w:pict w14:anchorId="0A8011A1">
+        <w:pict w14:anchorId="2216431A">
           <v:rect id="_x0000_i1033" style="width:0;height:1.5pt" o:hralign="center" o:hrstd="t" o:hr="t" fillcolor="#a0a0a0" stroked="f"/>
         </w:pict>
       </w:r>
@@ -2117,7 +2103,6 @@
         <w:pStyle w:val="Heading2"/>
         <w:keepNext w:val="0"/>
         <w:keepLines w:val="0"/>
-        <w:spacing w:after="80"/>
         <w:rPr>
           <w:b/>
           <w:bCs/>
@@ -2147,30 +2132,30 @@
           <w:b/>
           <w:highlight w:val="darkGray"/>
         </w:rPr>
+        <w:t># Source</w:t>
+      </w:r>
+      <w:r>
+        <w:rPr>
+          <w:highlight w:val="darkGray"/>
+        </w:rPr>
+        <w:t xml:space="preserve">: </w:t>
+      </w:r>
+      <w:r>
+        <w:rPr>
+          <w:b/>
+          <w:highlight w:val="darkGray"/>
+        </w:rPr>
+        <w:t>Chatgpt (GPT‑5 Mini) at [12/18/2025]</w:t>
+      </w:r>
+    </w:p>
+    <w:p>
+      <w:r>
+        <w:rPr>
+          <w:noProof/>
+        </w:rPr>
         <w:lastRenderedPageBreak/>
-        <w:t># Source</w:t>
-      </w:r>
-      <w:r>
-        <w:rPr>
-          <w:highlight w:val="darkGray"/>
-        </w:rPr>
-        <w:t xml:space="preserve">: </w:t>
-      </w:r>
-      <w:r>
-        <w:rPr>
-          <w:b/>
-          <w:highlight w:val="darkGray"/>
-        </w:rPr>
-        <w:t>Chatgpt (GPT‑5 Mini) at [12/18/2025]</w:t>
-      </w:r>
-    </w:p>
-    <w:p>
-      <w:r>
-        <w:rPr>
-          <w:noProof/>
-        </w:rPr>
         <w:drawing>
-          <wp:inline distT="114300" distB="114300" distL="114300" distR="114300" wp14:anchorId="6E30FA4B" wp14:editId="67FF00E9">
+          <wp:inline distT="114300" distB="114300" distL="114300" distR="114300" wp14:anchorId="577DEB0F" wp14:editId="14AF7E49">
             <wp:extent cx="5943600" cy="1600200"/>
             <wp:effectExtent l="0" t="0" r="0" b="0"/>
             <wp:docPr id="2" name="image5.png"/>
@@ -2208,9 +2193,7 @@
     </w:p>
     <w:tbl>
       <w:tblPr>
-        <w:tblStyle w:val="a2"/>
         <w:tblW w:w="6280" w:type="dxa"/>
-        <w:tblInd w:w="0" w:type="dxa"/>
         <w:tblBorders>
           <w:top w:val="nil"/>
           <w:left w:val="nil"/>
@@ -2536,11 +2519,12 @@
           <w:rFonts w:ascii="Roboto Mono" w:eastAsia="Roboto Mono" w:hAnsi="Roboto Mono"/>
           <w:sz w:val="24"/>
         </w:rPr>
-        <w:pict w14:anchorId="3CD2D99D">
+        <w:pict w14:anchorId="4B18FE75">
           <v:rect id="_x0000_i1034" style="width:0;height:1.5pt" o:hralign="center" o:hrstd="t" o:hr="t" fillcolor="#a0a0a0" stroked="f"/>
         </w:pict>
       </w:r>
     </w:p>
+    <w:p/>
     <w:p/>
     <w:sectPr>
       <w:pgSz w:w="12240" w:h="15840"/>
@@ -2910,15 +2894,17 @@
   <w:docDefaults>
     <w:rPrDefault>
       <w:rPr>
-        <w:rFonts w:ascii="Arial" w:eastAsia="Arial" w:hAnsi="Arial" w:cs="Arial"/>
-        <w:sz w:val="22"/>
-        <w:szCs w:val="22"/>
-        <w:lang w:val="en" w:eastAsia="en-US" w:bidi="ar-SA"/>
+        <w:rFonts w:asciiTheme="minorHAnsi" w:eastAsiaTheme="minorHAnsi" w:hAnsiTheme="minorHAnsi" w:cstheme="minorBidi"/>
+        <w:kern w:val="2"/>
+        <w:sz w:val="24"/>
+        <w:szCs w:val="24"/>
+        <w:lang w:val="en-US" w:eastAsia="en-US" w:bidi="ar-SA"/>
+        <w14:ligatures w14:val="standardContextual"/>
       </w:rPr>
     </w:rPrDefault>
     <w:pPrDefault>
       <w:pPr>
-        <w:spacing w:line="276" w:lineRule="auto"/>
+        <w:spacing w:after="160" w:line="278" w:lineRule="auto"/>
       </w:pPr>
     </w:pPrDefault>
   </w:docDefaults>
@@ -3303,20 +3289,36 @@
   <w:style w:type="paragraph" w:default="1" w:styleId="Normal">
     <w:name w:val="Normal"/>
     <w:qFormat/>
+    <w:rsid w:val="004C556E"/>
+    <w:pPr>
+      <w:spacing w:after="0" w:line="276" w:lineRule="auto"/>
+    </w:pPr>
+    <w:rPr>
+      <w:rFonts w:ascii="Arial" w:eastAsia="Arial" w:hAnsi="Arial" w:cs="Arial"/>
+      <w:kern w:val="0"/>
+      <w:sz w:val="22"/>
+      <w:szCs w:val="22"/>
+      <w:lang w:val="en"/>
+      <w14:ligatures w14:val="none"/>
+    </w:rPr>
   </w:style>
   <w:style w:type="paragraph" w:styleId="Heading1">
     <w:name w:val="heading 1"/>
     <w:basedOn w:val="Normal"/>
     <w:next w:val="Normal"/>
+    <w:link w:val="Heading1Char"/>
     <w:uiPriority w:val="9"/>
     <w:qFormat/>
+    <w:rsid w:val="00FC0C12"/>
     <w:pPr>
       <w:keepNext/>
       <w:keepLines/>
-      <w:spacing w:before="400" w:after="120"/>
+      <w:spacing w:before="360" w:after="80"/>
       <w:outlineLvl w:val="0"/>
     </w:pPr>
     <w:rPr>
+      <w:rFonts w:asciiTheme="majorHAnsi" w:eastAsiaTheme="majorEastAsia" w:hAnsiTheme="majorHAnsi" w:cstheme="majorBidi"/>
+      <w:color w:val="2F5496" w:themeColor="accent1" w:themeShade="BF"/>
       <w:sz w:val="40"/>
       <w:szCs w:val="40"/>
     </w:rPr>
@@ -3325,16 +3327,20 @@
     <w:name w:val="heading 2"/>
     <w:basedOn w:val="Normal"/>
     <w:next w:val="Normal"/>
+    <w:link w:val="Heading2Char"/>
     <w:uiPriority w:val="9"/>
     <w:unhideWhenUsed/>
     <w:qFormat/>
+    <w:rsid w:val="00FC0C12"/>
     <w:pPr>
       <w:keepNext/>
       <w:keepLines/>
-      <w:spacing w:before="360" w:after="120"/>
+      <w:spacing w:before="160" w:after="80"/>
       <w:outlineLvl w:val="1"/>
     </w:pPr>
     <w:rPr>
+      <w:rFonts w:asciiTheme="majorHAnsi" w:eastAsiaTheme="majorEastAsia" w:hAnsiTheme="majorHAnsi" w:cstheme="majorBidi"/>
+      <w:color w:val="2F5496" w:themeColor="accent1" w:themeShade="BF"/>
       <w:sz w:val="32"/>
       <w:szCs w:val="32"/>
     </w:rPr>
@@ -3343,18 +3349,21 @@
     <w:name w:val="heading 3"/>
     <w:basedOn w:val="Normal"/>
     <w:next w:val="Normal"/>
+    <w:link w:val="Heading3Char"/>
     <w:uiPriority w:val="9"/>
     <w:semiHidden/>
     <w:unhideWhenUsed/>
     <w:qFormat/>
+    <w:rsid w:val="00FC0C12"/>
     <w:pPr>
       <w:keepNext/>
       <w:keepLines/>
-      <w:spacing w:before="320" w:after="80"/>
+      <w:spacing w:before="160" w:after="80"/>
       <w:outlineLvl w:val="2"/>
     </w:pPr>
     <w:rPr>
-      <w:color w:val="434343"/>
+      <w:rFonts w:eastAsiaTheme="majorEastAsia" w:cstheme="majorBidi"/>
+      <w:color w:val="2F5496" w:themeColor="accent1" w:themeShade="BF"/>
       <w:sz w:val="28"/>
       <w:szCs w:val="28"/>
     </w:rPr>
@@ -3363,58 +3372,130 @@
     <w:name w:val="heading 4"/>
     <w:basedOn w:val="Normal"/>
     <w:next w:val="Normal"/>
+    <w:link w:val="Heading4Char"/>
     <w:uiPriority w:val="9"/>
     <w:semiHidden/>
     <w:unhideWhenUsed/>
     <w:qFormat/>
+    <w:rsid w:val="00FC0C12"/>
     <w:pPr>
       <w:keepNext/>
       <w:keepLines/>
-      <w:spacing w:before="280" w:after="80"/>
+      <w:spacing w:before="80" w:after="40"/>
       <w:outlineLvl w:val="3"/>
     </w:pPr>
     <w:rPr>
-      <w:color w:val="666666"/>
-      <w:sz w:val="24"/>
-      <w:szCs w:val="24"/>
+      <w:rFonts w:eastAsiaTheme="majorEastAsia" w:cstheme="majorBidi"/>
+      <w:i/>
+      <w:iCs/>
+      <w:color w:val="2F5496" w:themeColor="accent1" w:themeShade="BF"/>
     </w:rPr>
   </w:style>
   <w:style w:type="paragraph" w:styleId="Heading5">
     <w:name w:val="heading 5"/>
     <w:basedOn w:val="Normal"/>
     <w:next w:val="Normal"/>
+    <w:link w:val="Heading5Char"/>
     <w:uiPriority w:val="9"/>
     <w:semiHidden/>
     <w:unhideWhenUsed/>
     <w:qFormat/>
+    <w:rsid w:val="00FC0C12"/>
     <w:pPr>
       <w:keepNext/>
       <w:keepLines/>
-      <w:spacing w:before="240" w:after="80"/>
+      <w:spacing w:before="80" w:after="40"/>
       <w:outlineLvl w:val="4"/>
     </w:pPr>
     <w:rPr>
-      <w:color w:val="666666"/>
+      <w:rFonts w:eastAsiaTheme="majorEastAsia" w:cstheme="majorBidi"/>
+      <w:color w:val="2F5496" w:themeColor="accent1" w:themeShade="BF"/>
     </w:rPr>
   </w:style>
   <w:style w:type="paragraph" w:styleId="Heading6">
     <w:name w:val="heading 6"/>
     <w:basedOn w:val="Normal"/>
     <w:next w:val="Normal"/>
+    <w:link w:val="Heading6Char"/>
     <w:uiPriority w:val="9"/>
     <w:semiHidden/>
     <w:unhideWhenUsed/>
     <w:qFormat/>
+    <w:rsid w:val="00FC0C12"/>
     <w:pPr>
       <w:keepNext/>
       <w:keepLines/>
-      <w:spacing w:before="240" w:after="80"/>
+      <w:spacing w:before="40"/>
       <w:outlineLvl w:val="5"/>
     </w:pPr>
     <w:rPr>
+      <w:rFonts w:eastAsiaTheme="majorEastAsia" w:cstheme="majorBidi"/>
       <w:i/>
       <w:iCs/>
-      <w:color w:val="666666"/>
+      <w:color w:val="595959" w:themeColor="text1" w:themeTint="A6"/>
+    </w:rPr>
+  </w:style>
+  <w:style w:type="paragraph" w:styleId="Heading7">
+    <w:name w:val="heading 7"/>
+    <w:basedOn w:val="Normal"/>
+    <w:next w:val="Normal"/>
+    <w:link w:val="Heading7Char"/>
+    <w:uiPriority w:val="9"/>
+    <w:semiHidden/>
+    <w:unhideWhenUsed/>
+    <w:qFormat/>
+    <w:rsid w:val="00FC0C12"/>
+    <w:pPr>
+      <w:keepNext/>
+      <w:keepLines/>
+      <w:spacing w:before="40"/>
+      <w:outlineLvl w:val="6"/>
+    </w:pPr>
+    <w:rPr>
+      <w:rFonts w:eastAsiaTheme="majorEastAsia" w:cstheme="majorBidi"/>
+      <w:color w:val="595959" w:themeColor="text1" w:themeTint="A6"/>
+    </w:rPr>
+  </w:style>
+  <w:style w:type="paragraph" w:styleId="Heading8">
+    <w:name w:val="heading 8"/>
+    <w:basedOn w:val="Normal"/>
+    <w:next w:val="Normal"/>
+    <w:link w:val="Heading8Char"/>
+    <w:uiPriority w:val="9"/>
+    <w:semiHidden/>
+    <w:unhideWhenUsed/>
+    <w:qFormat/>
+    <w:rsid w:val="00FC0C12"/>
+    <w:pPr>
+      <w:keepNext/>
+      <w:keepLines/>
+      <w:outlineLvl w:val="7"/>
+    </w:pPr>
+    <w:rPr>
+      <w:rFonts w:eastAsiaTheme="majorEastAsia" w:cstheme="majorBidi"/>
+      <w:i/>
+      <w:iCs/>
+      <w:color w:val="272727" w:themeColor="text1" w:themeTint="D8"/>
+    </w:rPr>
+  </w:style>
+  <w:style w:type="paragraph" w:styleId="Heading9">
+    <w:name w:val="heading 9"/>
+    <w:basedOn w:val="Normal"/>
+    <w:next w:val="Normal"/>
+    <w:link w:val="Heading9Char"/>
+    <w:uiPriority w:val="9"/>
+    <w:semiHidden/>
+    <w:unhideWhenUsed/>
+    <w:qFormat/>
+    <w:rsid w:val="00FC0C12"/>
+    <w:pPr>
+      <w:keepNext/>
+      <w:keepLines/>
+      <w:outlineLvl w:val="8"/>
+    </w:pPr>
+    <w:rPr>
+      <w:rFonts w:eastAsiaTheme="majorEastAsia" w:cstheme="majorBidi"/>
+      <w:color w:val="272727" w:themeColor="text1" w:themeTint="D8"/>
     </w:rPr>
   </w:style>
   <w:style w:type="character" w:default="1" w:styleId="DefaultParagraphFont">
@@ -3444,77 +3525,294 @@
     <w:semiHidden/>
     <w:unhideWhenUsed/>
   </w:style>
-  <w:style w:type="table" w:customStyle="1" w:styleId="TableNormal0">
-    <w:name w:val="TableNormal"/>
-    <w:tblPr>
-      <w:tblCellMar>
-        <w:top w:w="100" w:type="dxa"/>
-        <w:left w:w="100" w:type="dxa"/>
-        <w:bottom w:w="100" w:type="dxa"/>
-        <w:right w:w="100" w:type="dxa"/>
-      </w:tblCellMar>
-    </w:tblPr>
+  <w:style w:type="character" w:customStyle="1" w:styleId="Heading1Char">
+    <w:name w:val="Heading 1 Char"/>
+    <w:basedOn w:val="DefaultParagraphFont"/>
+    <w:link w:val="Heading1"/>
+    <w:uiPriority w:val="9"/>
+    <w:rsid w:val="00FC0C12"/>
+    <w:rPr>
+      <w:rFonts w:asciiTheme="majorHAnsi" w:eastAsiaTheme="majorEastAsia" w:hAnsiTheme="majorHAnsi" w:cstheme="majorBidi"/>
+      <w:color w:val="2F5496" w:themeColor="accent1" w:themeShade="BF"/>
+      <w:sz w:val="40"/>
+      <w:szCs w:val="40"/>
+    </w:rPr>
+  </w:style>
+  <w:style w:type="character" w:customStyle="1" w:styleId="Heading2Char">
+    <w:name w:val="Heading 2 Char"/>
+    <w:basedOn w:val="DefaultParagraphFont"/>
+    <w:link w:val="Heading2"/>
+    <w:uiPriority w:val="9"/>
+    <w:rsid w:val="00FC0C12"/>
+    <w:rPr>
+      <w:rFonts w:asciiTheme="majorHAnsi" w:eastAsiaTheme="majorEastAsia" w:hAnsiTheme="majorHAnsi" w:cstheme="majorBidi"/>
+      <w:color w:val="2F5496" w:themeColor="accent1" w:themeShade="BF"/>
+      <w:sz w:val="32"/>
+      <w:szCs w:val="32"/>
+    </w:rPr>
+  </w:style>
+  <w:style w:type="character" w:customStyle="1" w:styleId="Heading3Char">
+    <w:name w:val="Heading 3 Char"/>
+    <w:basedOn w:val="DefaultParagraphFont"/>
+    <w:link w:val="Heading3"/>
+    <w:uiPriority w:val="9"/>
+    <w:semiHidden/>
+    <w:rsid w:val="00FC0C12"/>
+    <w:rPr>
+      <w:rFonts w:eastAsiaTheme="majorEastAsia" w:cstheme="majorBidi"/>
+      <w:color w:val="2F5496" w:themeColor="accent1" w:themeShade="BF"/>
+      <w:sz w:val="28"/>
+      <w:szCs w:val="28"/>
+    </w:rPr>
+  </w:style>
+  <w:style w:type="character" w:customStyle="1" w:styleId="Heading4Char">
+    <w:name w:val="Heading 4 Char"/>
+    <w:basedOn w:val="DefaultParagraphFont"/>
+    <w:link w:val="Heading4"/>
+    <w:uiPriority w:val="9"/>
+    <w:semiHidden/>
+    <w:rsid w:val="00FC0C12"/>
+    <w:rPr>
+      <w:rFonts w:eastAsiaTheme="majorEastAsia" w:cstheme="majorBidi"/>
+      <w:i/>
+      <w:iCs/>
+      <w:color w:val="2F5496" w:themeColor="accent1" w:themeShade="BF"/>
+    </w:rPr>
+  </w:style>
+  <w:style w:type="character" w:customStyle="1" w:styleId="Heading5Char">
+    <w:name w:val="Heading 5 Char"/>
+    <w:basedOn w:val="DefaultParagraphFont"/>
+    <w:link w:val="Heading5"/>
+    <w:uiPriority w:val="9"/>
+    <w:semiHidden/>
+    <w:rsid w:val="00FC0C12"/>
+    <w:rPr>
+      <w:rFonts w:eastAsiaTheme="majorEastAsia" w:cstheme="majorBidi"/>
+      <w:color w:val="2F5496" w:themeColor="accent1" w:themeShade="BF"/>
+    </w:rPr>
+  </w:style>
+  <w:style w:type="character" w:customStyle="1" w:styleId="Heading6Char">
+    <w:name w:val="Heading 6 Char"/>
+    <w:basedOn w:val="DefaultParagraphFont"/>
+    <w:link w:val="Heading6"/>
+    <w:uiPriority w:val="9"/>
+    <w:semiHidden/>
+    <w:rsid w:val="00FC0C12"/>
+    <w:rPr>
+      <w:rFonts w:eastAsiaTheme="majorEastAsia" w:cstheme="majorBidi"/>
+      <w:i/>
+      <w:iCs/>
+      <w:color w:val="595959" w:themeColor="text1" w:themeTint="A6"/>
+    </w:rPr>
+  </w:style>
+  <w:style w:type="character" w:customStyle="1" w:styleId="Heading7Char">
+    <w:name w:val="Heading 7 Char"/>
+    <w:basedOn w:val="DefaultParagraphFont"/>
+    <w:link w:val="Heading7"/>
+    <w:uiPriority w:val="9"/>
+    <w:semiHidden/>
+    <w:rsid w:val="00FC0C12"/>
+    <w:rPr>
+      <w:rFonts w:eastAsiaTheme="majorEastAsia" w:cstheme="majorBidi"/>
+      <w:color w:val="595959" w:themeColor="text1" w:themeTint="A6"/>
+    </w:rPr>
+  </w:style>
+  <w:style w:type="character" w:customStyle="1" w:styleId="Heading8Char">
+    <w:name w:val="Heading 8 Char"/>
+    <w:basedOn w:val="DefaultParagraphFont"/>
+    <w:link w:val="Heading8"/>
+    <w:uiPriority w:val="9"/>
+    <w:semiHidden/>
+    <w:rsid w:val="00FC0C12"/>
+    <w:rPr>
+      <w:rFonts w:eastAsiaTheme="majorEastAsia" w:cstheme="majorBidi"/>
+      <w:i/>
+      <w:iCs/>
+      <w:color w:val="272727" w:themeColor="text1" w:themeTint="D8"/>
+    </w:rPr>
+  </w:style>
+  <w:style w:type="character" w:customStyle="1" w:styleId="Heading9Char">
+    <w:name w:val="Heading 9 Char"/>
+    <w:basedOn w:val="DefaultParagraphFont"/>
+    <w:link w:val="Heading9"/>
+    <w:uiPriority w:val="9"/>
+    <w:semiHidden/>
+    <w:rsid w:val="00FC0C12"/>
+    <w:rPr>
+      <w:rFonts w:eastAsiaTheme="majorEastAsia" w:cstheme="majorBidi"/>
+      <w:color w:val="272727" w:themeColor="text1" w:themeTint="D8"/>
+    </w:rPr>
   </w:style>
   <w:style w:type="paragraph" w:styleId="Title">
     <w:name w:val="Title"/>
     <w:basedOn w:val="Normal"/>
     <w:next w:val="Normal"/>
+    <w:link w:val="TitleChar"/>
     <w:uiPriority w:val="10"/>
     <w:qFormat/>
+    <w:rsid w:val="00FC0C12"/>
     <w:pPr>
-      <w:keepNext/>
-      <w:keepLines/>
-      <w:spacing w:after="60"/>
+      <w:spacing w:after="80" w:line="240" w:lineRule="auto"/>
+      <w:contextualSpacing/>
     </w:pPr>
     <w:rPr>
-      <w:sz w:val="52"/>
-      <w:szCs w:val="52"/>
+      <w:rFonts w:asciiTheme="majorHAnsi" w:eastAsiaTheme="majorEastAsia" w:hAnsiTheme="majorHAnsi" w:cstheme="majorBidi"/>
+      <w:spacing w:val="-10"/>
+      <w:kern w:val="28"/>
+      <w:sz w:val="56"/>
+      <w:szCs w:val="56"/>
+    </w:rPr>
+  </w:style>
+  <w:style w:type="character" w:customStyle="1" w:styleId="TitleChar">
+    <w:name w:val="Title Char"/>
+    <w:basedOn w:val="DefaultParagraphFont"/>
+    <w:link w:val="Title"/>
+    <w:uiPriority w:val="10"/>
+    <w:rsid w:val="00FC0C12"/>
+    <w:rPr>
+      <w:rFonts w:asciiTheme="majorHAnsi" w:eastAsiaTheme="majorEastAsia" w:hAnsiTheme="majorHAnsi" w:cstheme="majorBidi"/>
+      <w:spacing w:val="-10"/>
+      <w:kern w:val="28"/>
+      <w:sz w:val="56"/>
+      <w:szCs w:val="56"/>
     </w:rPr>
   </w:style>
   <w:style w:type="paragraph" w:styleId="Subtitle">
     <w:name w:val="Subtitle"/>
     <w:basedOn w:val="Normal"/>
     <w:next w:val="Normal"/>
+    <w:link w:val="SubtitleChar"/>
     <w:uiPriority w:val="11"/>
     <w:qFormat/>
+    <w:rsid w:val="00FC0C12"/>
     <w:pPr>
-      <w:keepNext/>
-      <w:keepLines/>
-      <w:spacing w:after="320"/>
+      <w:numPr>
+        <w:ilvl w:val="1"/>
+      </w:numPr>
     </w:pPr>
     <w:rPr>
-      <w:color w:val="666666"/>
-      <w:sz w:val="30"/>
-      <w:szCs w:val="30"/>
+      <w:rFonts w:eastAsiaTheme="majorEastAsia" w:cstheme="majorBidi"/>
+      <w:color w:val="595959" w:themeColor="text1" w:themeTint="A6"/>
+      <w:spacing w:val="15"/>
+      <w:sz w:val="28"/>
+      <w:szCs w:val="28"/>
     </w:rPr>
   </w:style>
-  <w:style w:type="table" w:customStyle="1" w:styleId="a">
-    <w:basedOn w:val="TableNormal0"/>
-    <w:tblPr>
-      <w:tblStyleRowBandSize w:val="1"/>
-      <w:tblStyleColBandSize w:val="1"/>
-    </w:tblPr>
+  <w:style w:type="character" w:customStyle="1" w:styleId="SubtitleChar">
+    <w:name w:val="Subtitle Char"/>
+    <w:basedOn w:val="DefaultParagraphFont"/>
+    <w:link w:val="Subtitle"/>
+    <w:uiPriority w:val="11"/>
+    <w:rsid w:val="00FC0C12"/>
+    <w:rPr>
+      <w:rFonts w:eastAsiaTheme="majorEastAsia" w:cstheme="majorBidi"/>
+      <w:color w:val="595959" w:themeColor="text1" w:themeTint="A6"/>
+      <w:spacing w:val="15"/>
+      <w:sz w:val="28"/>
+      <w:szCs w:val="28"/>
+    </w:rPr>
   </w:style>
-  <w:style w:type="table" w:customStyle="1" w:styleId="a0">
-    <w:basedOn w:val="TableNormal0"/>
-    <w:tblPr>
-      <w:tblStyleRowBandSize w:val="1"/>
-      <w:tblStyleColBandSize w:val="1"/>
-    </w:tblPr>
+  <w:style w:type="paragraph" w:styleId="Quote">
+    <w:name w:val="Quote"/>
+    <w:basedOn w:val="Normal"/>
+    <w:next w:val="Normal"/>
+    <w:link w:val="QuoteChar"/>
+    <w:uiPriority w:val="29"/>
+    <w:qFormat/>
+    <w:rsid w:val="00FC0C12"/>
+    <w:pPr>
+      <w:spacing w:before="160"/>
+      <w:jc w:val="center"/>
+    </w:pPr>
+    <w:rPr>
+      <w:i/>
+      <w:iCs/>
+      <w:color w:val="404040" w:themeColor="text1" w:themeTint="BF"/>
+    </w:rPr>
   </w:style>
-  <w:style w:type="table" w:customStyle="1" w:styleId="a1">
-    <w:basedOn w:val="TableNormal0"/>
-    <w:tblPr>
-      <w:tblStyleRowBandSize w:val="1"/>
-      <w:tblStyleColBandSize w:val="1"/>
-    </w:tblPr>
+  <w:style w:type="character" w:customStyle="1" w:styleId="QuoteChar">
+    <w:name w:val="Quote Char"/>
+    <w:basedOn w:val="DefaultParagraphFont"/>
+    <w:link w:val="Quote"/>
+    <w:uiPriority w:val="29"/>
+    <w:rsid w:val="00FC0C12"/>
+    <w:rPr>
+      <w:i/>
+      <w:iCs/>
+      <w:color w:val="404040" w:themeColor="text1" w:themeTint="BF"/>
+    </w:rPr>
   </w:style>
-  <w:style w:type="table" w:customStyle="1" w:styleId="a2">
-    <w:basedOn w:val="TableNormal0"/>
-    <w:tblPr>
-      <w:tblStyleRowBandSize w:val="1"/>
-      <w:tblStyleColBandSize w:val="1"/>
-    </w:tblPr>
+  <w:style w:type="paragraph" w:styleId="ListParagraph">
+    <w:name w:val="List Paragraph"/>
+    <w:basedOn w:val="Normal"/>
+    <w:uiPriority w:val="34"/>
+    <w:qFormat/>
+    <w:rsid w:val="00FC0C12"/>
+    <w:pPr>
+      <w:ind w:left="720"/>
+      <w:contextualSpacing/>
+    </w:pPr>
+  </w:style>
+  <w:style w:type="character" w:styleId="IntenseEmphasis">
+    <w:name w:val="Intense Emphasis"/>
+    <w:basedOn w:val="DefaultParagraphFont"/>
+    <w:uiPriority w:val="21"/>
+    <w:qFormat/>
+    <w:rsid w:val="00FC0C12"/>
+    <w:rPr>
+      <w:i/>
+      <w:iCs/>
+      <w:color w:val="2F5496" w:themeColor="accent1" w:themeShade="BF"/>
+    </w:rPr>
+  </w:style>
+  <w:style w:type="paragraph" w:styleId="IntenseQuote">
+    <w:name w:val="Intense Quote"/>
+    <w:basedOn w:val="Normal"/>
+    <w:next w:val="Normal"/>
+    <w:link w:val="IntenseQuoteChar"/>
+    <w:uiPriority w:val="30"/>
+    <w:qFormat/>
+    <w:rsid w:val="00FC0C12"/>
+    <w:pPr>
+      <w:pBdr>
+        <w:top w:val="single" w:sz="4" w:space="10" w:color="2F5496" w:themeColor="accent1" w:themeShade="BF"/>
+        <w:bottom w:val="single" w:sz="4" w:space="10" w:color="2F5496" w:themeColor="accent1" w:themeShade="BF"/>
+      </w:pBdr>
+      <w:spacing w:before="360" w:after="360"/>
+      <w:ind w:left="864" w:right="864"/>
+      <w:jc w:val="center"/>
+    </w:pPr>
+    <w:rPr>
+      <w:i/>
+      <w:iCs/>
+      <w:color w:val="2F5496" w:themeColor="accent1" w:themeShade="BF"/>
+    </w:rPr>
+  </w:style>
+  <w:style w:type="character" w:customStyle="1" w:styleId="IntenseQuoteChar">
+    <w:name w:val="Intense Quote Char"/>
+    <w:basedOn w:val="DefaultParagraphFont"/>
+    <w:link w:val="IntenseQuote"/>
+    <w:uiPriority w:val="30"/>
+    <w:rsid w:val="00FC0C12"/>
+    <w:rPr>
+      <w:i/>
+      <w:iCs/>
+      <w:color w:val="2F5496" w:themeColor="accent1" w:themeShade="BF"/>
+    </w:rPr>
+  </w:style>
+  <w:style w:type="character" w:styleId="IntenseReference">
+    <w:name w:val="Intense Reference"/>
+    <w:basedOn w:val="DefaultParagraphFont"/>
+    <w:uiPriority w:val="32"/>
+    <w:qFormat/>
+    <w:rsid w:val="00FC0C12"/>
+    <w:rPr>
+      <w:b/>
+      <w:bCs/>
+      <w:smallCaps/>
+      <w:color w:val="2F5496" w:themeColor="accent1" w:themeShade="BF"/>
+      <w:spacing w:val="5"/>
+    </w:rPr>
   </w:style>
 </w:styles>
 </file>
@@ -3530,44 +3828,44 @@
         <a:sysClr val="window" lastClr="FFFFFF"/>
       </a:lt1>
       <a:dk2>
-        <a:srgbClr val="1F497D"/>
+        <a:srgbClr val="44546A"/>
       </a:dk2>
       <a:lt2>
-        <a:srgbClr val="EEECE1"/>
+        <a:srgbClr val="E7E6E6"/>
       </a:lt2>
       <a:accent1>
-        <a:srgbClr val="4F81BD"/>
+        <a:srgbClr val="4472C4"/>
       </a:accent1>
       <a:accent2>
-        <a:srgbClr val="C0504D"/>
+        <a:srgbClr val="ED7D31"/>
       </a:accent2>
       <a:accent3>
-        <a:srgbClr val="9BBB59"/>
+        <a:srgbClr val="A5A5A5"/>
       </a:accent3>
       <a:accent4>
-        <a:srgbClr val="8064A2"/>
+        <a:srgbClr val="FFC000"/>
       </a:accent4>
       <a:accent5>
-        <a:srgbClr val="4BACC6"/>
+        <a:srgbClr val="5B9BD5"/>
       </a:accent5>
       <a:accent6>
-        <a:srgbClr val="F79646"/>
+        <a:srgbClr val="70AD47"/>
       </a:accent6>
       <a:hlink>
-        <a:srgbClr val="0000FF"/>
+        <a:srgbClr val="0563C1"/>
       </a:hlink>
       <a:folHlink>
-        <a:srgbClr val="800080"/>
+        <a:srgbClr val="954F72"/>
       </a:folHlink>
     </a:clrScheme>
     <a:fontScheme name="Office">
       <a:majorFont>
-        <a:latin typeface="Calibri"/>
+        <a:latin typeface="Calibri Light" panose="020F0302020204030204"/>
         <a:ea typeface=""/>
         <a:cs typeface=""/>
-        <a:font script="Jpan" typeface="ＭＳ ゴシック"/>
+        <a:font script="Jpan" typeface="游ゴシック Light"/>
         <a:font script="Hang" typeface="맑은 고딕"/>
-        <a:font script="Hans" typeface="宋体"/>
+        <a:font script="Hans" typeface="等线 Light"/>
         <a:font script="Hant" typeface="新細明體"/>
         <a:font script="Arab" typeface="Times New Roman"/>
         <a:font script="Hebr" typeface="Times New Roman"/>
@@ -3595,14 +3893,31 @@
         <a:font script="Viet" typeface="Times New Roman"/>
         <a:font script="Uigh" typeface="Microsoft Uighur"/>
         <a:font script="Geor" typeface="Sylfaen"/>
+        <a:font script="Armn" typeface="Arial"/>
+        <a:font script="Bugi" typeface="Leelawadee UI"/>
+        <a:font script="Bopo" typeface="Microsoft JhengHei"/>
+        <a:font script="Java" typeface="Javanese Text"/>
+        <a:font script="Lisu" typeface="Segoe UI"/>
+        <a:font script="Mymr" typeface="Myanmar Text"/>
+        <a:font script="Nkoo" typeface="Ebrima"/>
+        <a:font script="Olck" typeface="Nirmala UI"/>
+        <a:font script="Osma" typeface="Ebrima"/>
+        <a:font script="Phag" typeface="Phagspa"/>
+        <a:font script="Syrn" typeface="Estrangelo Edessa"/>
+        <a:font script="Syrj" typeface="Estrangelo Edessa"/>
+        <a:font script="Syre" typeface="Estrangelo Edessa"/>
+        <a:font script="Sora" typeface="Nirmala UI"/>
+        <a:font script="Tale" typeface="Microsoft Tai Le"/>
+        <a:font script="Talu" typeface="Microsoft New Tai Lue"/>
+        <a:font script="Tfng" typeface="Ebrima"/>
       </a:majorFont>
       <a:minorFont>
-        <a:latin typeface="Cambria"/>
+        <a:latin typeface="Calibri" panose="020F0502020204030204"/>
         <a:ea typeface=""/>
         <a:cs typeface=""/>
-        <a:font script="Jpan" typeface="ＭＳ 明朝"/>
+        <a:font script="Jpan" typeface="游ゴシック"/>
         <a:font script="Hang" typeface="맑은 고딕"/>
-        <a:font script="Hans" typeface="宋体"/>
+        <a:font script="Hans" typeface="等线"/>
         <a:font script="Hant" typeface="新細明體"/>
         <a:font script="Arab" typeface="Arial"/>
         <a:font script="Hebr" typeface="Arial"/>
@@ -3630,6 +3945,23 @@
         <a:font script="Viet" typeface="Arial"/>
         <a:font script="Uigh" typeface="Microsoft Uighur"/>
         <a:font script="Geor" typeface="Sylfaen"/>
+        <a:font script="Armn" typeface="Arial"/>
+        <a:font script="Bugi" typeface="Leelawadee UI"/>
+        <a:font script="Bopo" typeface="Microsoft JhengHei"/>
+        <a:font script="Java" typeface="Javanese Text"/>
+        <a:font script="Lisu" typeface="Segoe UI"/>
+        <a:font script="Mymr" typeface="Myanmar Text"/>
+        <a:font script="Nkoo" typeface="Ebrima"/>
+        <a:font script="Olck" typeface="Nirmala UI"/>
+        <a:font script="Osma" typeface="Ebrima"/>
+        <a:font script="Phag" typeface="Phagspa"/>
+        <a:font script="Syrn" typeface="Estrangelo Edessa"/>
+        <a:font script="Syrj" typeface="Estrangelo Edessa"/>
+        <a:font script="Syre" typeface="Estrangelo Edessa"/>
+        <a:font script="Sora" typeface="Nirmala UI"/>
+        <a:font script="Tale" typeface="Microsoft Tai Le"/>
+        <a:font script="Talu" typeface="Microsoft New Tai Lue"/>
+        <a:font script="Tfng" typeface="Ebrima"/>
       </a:minorFont>
     </a:fontScheme>
     <a:fmtScheme name="Office">
@@ -3641,200 +3973,141 @@
           <a:gsLst>
             <a:gs pos="0">
               <a:schemeClr val="phClr">
-                <a:tint val="50000"/>
-                <a:satMod val="300000"/>
+                <a:lumMod val="110000"/>
+                <a:satMod val="105000"/>
+                <a:tint val="67000"/>
               </a:schemeClr>
             </a:gs>
-            <a:gs pos="35000">
+            <a:gs pos="50000">
               <a:schemeClr val="phClr">
-                <a:tint val="37000"/>
-                <a:satMod val="300000"/>
+                <a:lumMod val="105000"/>
+                <a:satMod val="103000"/>
+                <a:tint val="73000"/>
               </a:schemeClr>
             </a:gs>
             <a:gs pos="100000">
               <a:schemeClr val="phClr">
-                <a:tint val="15000"/>
-                <a:satMod val="350000"/>
+                <a:lumMod val="105000"/>
+                <a:satMod val="109000"/>
+                <a:tint val="81000"/>
               </a:schemeClr>
             </a:gs>
           </a:gsLst>
-          <a:lin ang="16200000" scaled="1"/>
+          <a:lin ang="5400000" scaled="0"/>
         </a:gradFill>
         <a:gradFill rotWithShape="1">
           <a:gsLst>
             <a:gs pos="0">
               <a:schemeClr val="phClr">
-                <a:tint val="100000"/>
+                <a:satMod val="103000"/>
+                <a:lumMod val="102000"/>
+                <a:tint val="94000"/>
+              </a:schemeClr>
+            </a:gs>
+            <a:gs pos="50000">
+              <a:schemeClr val="phClr">
+                <a:satMod val="110000"/>
+                <a:lumMod val="100000"/>
                 <a:shade val="100000"/>
-                <a:satMod val="130000"/>
               </a:schemeClr>
             </a:gs>
             <a:gs pos="100000">
               <a:schemeClr val="phClr">
-                <a:tint val="50000"/>
-                <a:shade val="100000"/>
-                <a:satMod val="350000"/>
+                <a:lumMod val="99000"/>
+                <a:satMod val="120000"/>
+                <a:shade val="78000"/>
               </a:schemeClr>
             </a:gs>
           </a:gsLst>
-          <a:lin ang="16200000" scaled="0"/>
+          <a:lin ang="5400000" scaled="0"/>
         </a:gradFill>
       </a:fillStyleLst>
       <a:lnStyleLst>
-        <a:ln w="9525" cap="flat" cmpd="sng" algn="ctr">
-          <a:solidFill>
-            <a:schemeClr val="phClr">
-              <a:shade val="95000"/>
-              <a:satMod val="105000"/>
-            </a:schemeClr>
-          </a:solidFill>
-          <a:prstDash val="solid"/>
-        </a:ln>
-        <a:ln w="25400" cap="flat" cmpd="sng" algn="ctr">
+        <a:ln w="6350" cap="flat" cmpd="sng" algn="ctr">
           <a:solidFill>
             <a:schemeClr val="phClr"/>
           </a:solidFill>
           <a:prstDash val="solid"/>
+          <a:miter lim="800000"/>
         </a:ln>
-        <a:ln w="38100" cap="flat" cmpd="sng" algn="ctr">
+        <a:ln w="12700" cap="flat" cmpd="sng" algn="ctr">
           <a:solidFill>
             <a:schemeClr val="phClr"/>
           </a:solidFill>
           <a:prstDash val="solid"/>
+          <a:miter lim="800000"/>
+        </a:ln>
+        <a:ln w="19050" cap="flat" cmpd="sng" algn="ctr">
+          <a:solidFill>
+            <a:schemeClr val="phClr"/>
+          </a:solidFill>
+          <a:prstDash val="solid"/>
+          <a:miter lim="800000"/>
         </a:ln>
       </a:lnStyleLst>
       <a:effectStyleLst>
         <a:effectStyle>
+          <a:effectLst/>
+        </a:effectStyle>
+        <a:effectStyle>
+          <a:effectLst/>
+        </a:effectStyle>
+        <a:effectStyle>
           <a:effectLst>
-            <a:outerShdw blurRad="40000" dist="20000" dir="5400000" rotWithShape="0">
+            <a:outerShdw blurRad="57150" dist="19050" dir="5400000" algn="ctr" rotWithShape="0">
               <a:srgbClr val="000000">
-                <a:alpha val="38000"/>
+                <a:alpha val="63000"/>
               </a:srgbClr>
             </a:outerShdw>
           </a:effectLst>
-        </a:effectStyle>
-        <a:effectStyle>
-          <a:effectLst>
-            <a:outerShdw blurRad="40000" dist="23000" dir="5400000" rotWithShape="0">
-              <a:srgbClr val="000000">
-                <a:alpha val="35000"/>
-              </a:srgbClr>
-            </a:outerShdw>
-          </a:effectLst>
-        </a:effectStyle>
-        <a:effectStyle>
-          <a:effectLst>
-            <a:outerShdw blurRad="40000" dist="23000" dir="5400000" rotWithShape="0">
-              <a:srgbClr val="000000">
-                <a:alpha val="35000"/>
-              </a:srgbClr>
-            </a:outerShdw>
-          </a:effectLst>
-          <a:scene3d>
-            <a:camera prst="orthographicFront">
-              <a:rot lat="0" lon="0" rev="0"/>
-            </a:camera>
-            <a:lightRig rig="threePt" dir="t">
-              <a:rot lat="0" lon="0" rev="1200000"/>
-            </a:lightRig>
-          </a:scene3d>
-          <a:sp3d>
-            <a:bevelT w="63500" h="25400"/>
-          </a:sp3d>
         </a:effectStyle>
       </a:effectStyleLst>
       <a:bgFillStyleLst>
         <a:solidFill>
           <a:schemeClr val="phClr"/>
         </a:solidFill>
+        <a:solidFill>
+          <a:schemeClr val="phClr">
+            <a:tint val="95000"/>
+            <a:satMod val="170000"/>
+          </a:schemeClr>
+        </a:solidFill>
         <a:gradFill rotWithShape="1">
           <a:gsLst>
             <a:gs pos="0">
               <a:schemeClr val="phClr">
-                <a:tint val="40000"/>
-                <a:satMod val="350000"/>
+                <a:tint val="93000"/>
+                <a:satMod val="150000"/>
+                <a:shade val="98000"/>
+                <a:lumMod val="102000"/>
               </a:schemeClr>
             </a:gs>
-            <a:gs pos="40000">
+            <a:gs pos="50000">
               <a:schemeClr val="phClr">
-                <a:tint val="45000"/>
-                <a:shade val="99000"/>
-                <a:satMod val="350000"/>
+                <a:tint val="98000"/>
+                <a:satMod val="130000"/>
+                <a:shade val="90000"/>
+                <a:lumMod val="103000"/>
               </a:schemeClr>
             </a:gs>
             <a:gs pos="100000">
               <a:schemeClr val="phClr">
-                <a:shade val="20000"/>
-                <a:satMod val="255000"/>
+                <a:shade val="63000"/>
+                <a:satMod val="120000"/>
               </a:schemeClr>
             </a:gs>
           </a:gsLst>
-          <a:path path="circle">
-            <a:fillToRect l="50000" t="-80000" r="50000" b="180000"/>
-          </a:path>
-        </a:gradFill>
-        <a:gradFill rotWithShape="1">
-          <a:gsLst>
-            <a:gs pos="0">
-              <a:schemeClr val="phClr">
-                <a:tint val="80000"/>
-                <a:satMod val="300000"/>
-              </a:schemeClr>
-            </a:gs>
-            <a:gs pos="100000">
-              <a:schemeClr val="phClr">
-                <a:shade val="30000"/>
-                <a:satMod val="200000"/>
-              </a:schemeClr>
-            </a:gs>
-          </a:gsLst>
-          <a:path path="circle">
-            <a:fillToRect l="50000" t="50000" r="50000" b="50000"/>
-          </a:path>
+          <a:lin ang="5400000" scaled="0"/>
         </a:gradFill>
       </a:bgFillStyleLst>
     </a:fmtScheme>
   </a:themeElements>
-  <a:objectDefaults>
-    <a:spDef>
-      <a:spPr/>
-      <a:bodyPr/>
-      <a:lstStyle/>
-      <a:style>
-        <a:lnRef idx="1">
-          <a:schemeClr val="accent1"/>
-        </a:lnRef>
-        <a:fillRef idx="3">
-          <a:schemeClr val="accent1"/>
-        </a:fillRef>
-        <a:effectRef idx="2">
-          <a:schemeClr val="accent1"/>
-        </a:effectRef>
-        <a:fontRef idx="minor">
-          <a:schemeClr val="lt1"/>
-        </a:fontRef>
-      </a:style>
-    </a:spDef>
-    <a:lnDef>
-      <a:spPr/>
-      <a:bodyPr/>
-      <a:lstStyle/>
-      <a:style>
-        <a:lnRef idx="2">
-          <a:schemeClr val="accent1"/>
-        </a:lnRef>
-        <a:fillRef idx="0">
-          <a:schemeClr val="accent1"/>
-        </a:fillRef>
-        <a:effectRef idx="1">
-          <a:schemeClr val="accent1"/>
-        </a:effectRef>
-        <a:fontRef idx="minor">
-          <a:schemeClr val="tx1"/>
-        </a:fontRef>
-      </a:style>
-    </a:lnDef>
-  </a:objectDefaults>
+  <a:objectDefaults/>
   <a:extraClrSchemeLst/>
+  <a:extLst>
+    <a:ext uri="{05A4C25C-085E-4340-85A3-A5531E510DB2}">
+      <thm15:themeFamily xmlns:thm15="http://schemas.microsoft.com/office/thememl/2012/main" name="Office Theme" id="{62F939B6-93AF-4DB8-9C6B-D6C7DFDC589F}" vid="{4A3C46E8-61CC-4603-A589-7422A47A8E4A}"/>
+    </a:ext>
+  </a:extLst>
 </a:theme>
 </file>